--- a/zrodla/zal-8-pakiet-oznaczen.docx
+++ b/zrodla/zal-8-pakiet-oznaczen.docx
@@ -852,7 +852,7 @@
           <w:sz w:val="20"/>
           <w:szCs w:val="20"/>
         </w:rPr>
-        <w:t xml:space="preserve">Brak oznaczenia jest naruszeniem umowy o powierzenie mikrodotacji i może skutkować uznaniem kosztu materiału za niekwalifikowalny.</w:t>
+        <w:t xml:space="preserve">Wykonanie obowiązków informacyjnych sprawdzamy podczas monitoringu i przy rozliczeniu (§ 20 ust. 7 regulaminu).</w:t>
       </w:r>
     </w:p>
     <w:p>
@@ -1802,7 +1802,7 @@
           <w:sz w:val="22"/>
           <w:szCs w:val="22"/>
         </w:rPr>
-        <w:t xml:space="preserve">W centralnym miejscu wydarzenia, na przykład przy stole prowadzącego, na scenie albo przy wejściu do sali, stoi pełnokolorowe zestawienie znaków w formie planszy, roll-upu albo wydruku formatu co najmniej A3.</w:t>
+        <w:t xml:space="preserve">W widocznym miejscu wydarzenia, na przykład przy stole prowadzącego albo przy wejściu do sali, zalecamy postawić pełnokolorowe zestawienie znaków w formie planszy, roll-upu albo wydruku, najlepiej formatu A3. Gotowy plik do druku jest w paczce.</w:t>
       </w:r>
     </w:p>
     <w:p>
